--- a/backend/templates/production-order-template/production-order-finished-product-form-template.docx
+++ b/backend/templates/production-order-template/production-order-finished-product-form-template.docx
@@ -648,7 +648,23 @@
                 <w:b/>
                 <w:bCs/>
               </w:rPr>
-              <w:t>TP Kế hoạch Kho Vận</w:t>
+              <w:t xml:space="preserve">TP Kế </w:t>
+            </w:r>
+            <w:r>
+              <w:rPr>
+                <w:rFonts w:ascii="Times New Roman" w:hAnsi="Times New Roman" w:cs="Times New Roman"/>
+                <w:b/>
+                <w:bCs/>
+              </w:rPr>
+              <w:t>H</w:t>
+            </w:r>
+            <w:r>
+              <w:rPr>
+                <w:rFonts w:ascii="Times New Roman" w:hAnsi="Times New Roman" w:cs="Times New Roman"/>
+                <w:b/>
+                <w:bCs/>
+              </w:rPr>
+              <w:t>oạch Kho Vận</w:t>
             </w:r>
           </w:p>
         </w:tc>
@@ -671,7 +687,55 @@
                 <w:b/>
                 <w:bCs/>
               </w:rPr>
-              <w:t>TP Đảm bảo chất lượng</w:t>
+              <w:t xml:space="preserve">TP Đảm </w:t>
+            </w:r>
+            <w:r>
+              <w:rPr>
+                <w:rFonts w:ascii="Times New Roman" w:hAnsi="Times New Roman" w:cs="Times New Roman"/>
+                <w:b/>
+                <w:bCs/>
+              </w:rPr>
+              <w:t>B</w:t>
+            </w:r>
+            <w:r>
+              <w:rPr>
+                <w:rFonts w:ascii="Times New Roman" w:hAnsi="Times New Roman" w:cs="Times New Roman"/>
+                <w:b/>
+                <w:bCs/>
+              </w:rPr>
+              <w:t xml:space="preserve">ảo </w:t>
+            </w:r>
+            <w:r>
+              <w:rPr>
+                <w:rFonts w:ascii="Times New Roman" w:hAnsi="Times New Roman" w:cs="Times New Roman"/>
+                <w:b/>
+                <w:bCs/>
+              </w:rPr>
+              <w:t>C</w:t>
+            </w:r>
+            <w:r>
+              <w:rPr>
+                <w:rFonts w:ascii="Times New Roman" w:hAnsi="Times New Roman" w:cs="Times New Roman"/>
+                <w:b/>
+                <w:bCs/>
+              </w:rPr>
+              <w:t xml:space="preserve">hất </w:t>
+            </w:r>
+            <w:r>
+              <w:rPr>
+                <w:rFonts w:ascii="Times New Roman" w:hAnsi="Times New Roman" w:cs="Times New Roman"/>
+                <w:b/>
+                <w:bCs/>
+              </w:rPr>
+              <w:t>L</w:t>
+            </w:r>
+            <w:r>
+              <w:rPr>
+                <w:rFonts w:ascii="Times New Roman" w:hAnsi="Times New Roman" w:cs="Times New Roman"/>
+                <w:b/>
+                <w:bCs/>
+              </w:rPr>
+              <w:t>ượng</w:t>
             </w:r>
           </w:p>
         </w:tc>

--- a/backend/templates/production-order-template/production-order-finished-product-form-template.docx
+++ b/backend/templates/production-order-template/production-order-finished-product-form-template.docx
@@ -274,7 +274,19 @@
               <w:rPr>
                 <w:rFonts w:ascii="Times New Roman" w:hAnsi="Times New Roman" w:cs="Times New Roman"/>
               </w:rPr>
-              <w:t>Ngày pha chế:</w:t>
+              <w:t>Ngày</w:t>
+            </w:r>
+            <w:r>
+              <w:rPr>
+                <w:rFonts w:ascii="Times New Roman" w:hAnsi="Times New Roman" w:cs="Times New Roman"/>
+              </w:rPr>
+              <w:t xml:space="preserve"> hoàn thiện</w:t>
+            </w:r>
+            <w:r>
+              <w:rPr>
+                <w:rFonts w:ascii="Times New Roman" w:hAnsi="Times New Roman" w:cs="Times New Roman"/>
+              </w:rPr>
+              <w:t>:</w:t>
             </w:r>
           </w:p>
         </w:tc>

--- a/backend/templates/production-order-template/production-order-finished-product-form-template.docx
+++ b/backend/templates/production-order-template/production-order-finished-product-form-template.docx
@@ -446,6 +446,76 @@
                 <w:bCs/>
               </w:rPr>
               <w:t>{{packing_specification}}</w:t>
+            </w:r>
+          </w:p>
+        </w:tc>
+      </w:tr>
+      <w:tr>
+        <w:trPr>
+          <w:trHeight w:val="432"/>
+        </w:trPr>
+        <w:tc>
+          <w:tcPr>
+            <w:tcW w:w="2430" w:type="dxa"/>
+            <w:vAlign w:val="center"/>
+          </w:tcPr>
+          <w:p>
+            <w:pPr>
+              <w:rPr>
+                <w:rFonts w:ascii="Times New Roman" w:hAnsi="Times New Roman" w:cs="Times New Roman"/>
+              </w:rPr>
+            </w:pPr>
+            <w:r>
+              <w:rPr>
+                <w:rFonts w:ascii="Times New Roman" w:hAnsi="Times New Roman" w:cs="Times New Roman"/>
+              </w:rPr>
+              <w:t>Số đăng ký</w:t>
+            </w:r>
+            <w:r>
+              <w:rPr>
+                <w:rFonts w:ascii="Times New Roman" w:hAnsi="Times New Roman" w:cs="Times New Roman"/>
+              </w:rPr>
+              <w:t>:</w:t>
+            </w:r>
+          </w:p>
+        </w:tc>
+        <w:tc>
+          <w:tcPr>
+            <w:tcW w:w="7285" w:type="dxa"/>
+            <w:gridSpan w:val="5"/>
+            <w:vAlign w:val="center"/>
+          </w:tcPr>
+          <w:p>
+            <w:pPr>
+              <w:rPr>
+                <w:rFonts w:ascii="Times New Roman" w:hAnsi="Times New Roman" w:cs="Times New Roman"/>
+                <w:b/>
+                <w:bCs/>
+              </w:rPr>
+            </w:pPr>
+            <w:r>
+              <w:rPr>
+                <w:rFonts w:ascii="Times New Roman" w:hAnsi="Times New Roman" w:cs="Times New Roman"/>
+                <w:b/>
+                <w:bCs/>
+              </w:rPr>
+              <w:t>{{</w:t>
+            </w:r>
+            <w:r>
+              <w:rPr>
+                <w:rFonts w:ascii="Times New Roman" w:hAnsi="Times New Roman" w:cs="Times New Roman"/>
+                <w:b/>
+                <w:bCs/>
+              </w:rPr>
+              <w:t>registration_number</w:t>
+            </w:r>
+            <w:r>
+              <w:rPr>
+                <w:rFonts w:ascii="Times New Roman" w:hAnsi="Times New Roman" w:cs="Times New Roman"/>
+                <w:b/>
+                <w:bCs/>
+              </w:rPr>
+              <w:t>}}</w:t>
             </w:r>
           </w:p>
         </w:tc>
@@ -1794,7 +1864,6 @@
   <w:style w:type="character" w:default="1" w:styleId="DefaultParagraphFont">
     <w:name w:val="Default Paragraph Font"/>
     <w:uiPriority w:val="1"/>
-    <w:semiHidden/>
     <w:unhideWhenUsed/>
   </w:style>
   <w:style w:type="table" w:default="1" w:styleId="TableNormal">
